--- a/assets/templates/Centers/center-b/CправкаБассейн_шаблон.docx
+++ b/assets/templates/Centers/center-b/CправкаБассейн_шаблон.docx
@@ -1241,7 +1241,7 @@
           <w:sz w:val="24"/>
           <w:szCs w:val="24"/>
         </w:rPr>
-        <w:t xml:space="preserve">] </w:t>
+        <w:t xml:space="preserve">] Врач __________________ [PoolIssuerDoctor]</w:t>
       </w:r>
     </w:p>
     <w:p>
